--- a/tillsyn/A 60015-2025 tillsynsbegäran.docx
+++ b/tillsyn/A 60015-2025 tillsynsbegäran.docx
@@ -2557,7 +2557,7 @@
     <w:r>
       <w:tab/>
       <w:tab/>
-      <w:t>2026-09-14</w:t>
+      <w:t>2026-09-15</w:t>
       <w:br/>
       <w:br/>
     </w:r>

--- a/tillsyn/A 60015-2025 tillsynsbegäran.docx
+++ b/tillsyn/A 60015-2025 tillsynsbegäran.docx
@@ -2557,7 +2557,7 @@
     <w:r>
       <w:tab/>
       <w:tab/>
-      <w:t>2026-09-15</w:t>
+      <w:t>2026-09-16</w:t>
       <w:br/>
       <w:br/>
     </w:r>

--- a/tillsyn/A 60015-2025 tillsynsbegäran.docx
+++ b/tillsyn/A 60015-2025 tillsynsbegäran.docx
@@ -2557,7 +2557,7 @@
     <w:r>
       <w:tab/>
       <w:tab/>
-      <w:t>2026-09-16</w:t>
+      <w:t>2026-09-17</w:t>
       <w:br/>
       <w:br/>
     </w:r>

--- a/tillsyn/A 60015-2025 tillsynsbegäran.docx
+++ b/tillsyn/A 60015-2025 tillsynsbegäran.docx
@@ -2557,7 +2557,7 @@
     <w:r>
       <w:tab/>
       <w:tab/>
-      <w:t>2026-09-17</w:t>
+      <w:t>2026-09-18</w:t>
       <w:br/>
       <w:br/>
     </w:r>

--- a/tillsyn/A 60015-2025 tillsynsbegäran.docx
+++ b/tillsyn/A 60015-2025 tillsynsbegäran.docx
@@ -22,7 +22,7 @@
       <w:r>
         <w:drawing>
           <wp:inline xmlns:a="http://schemas.openxmlformats.org/drawingml/2006/main" xmlns:pic="http://schemas.openxmlformats.org/drawingml/2006/picture">
-            <wp:extent cx="5486400" cy="5491939"/>
+            <wp:extent cx="5486400" cy="5493312"/>
             <wp:docPr id="1" name="Picture 1"/>
             <wp:cNvGraphicFramePr>
               <a:graphicFrameLocks noChangeAspect="1"/>
@@ -43,7 +43,7 @@
                   <pic:spPr>
                     <a:xfrm>
                       <a:off x="0" y="0"/>
-                      <a:ext cx="5486400" cy="5491939"/>
+                      <a:ext cx="5486400" cy="5493312"/>
                     </a:xfrm>
                     <a:prstGeom prst="rect"/>
                   </pic:spPr>
@@ -65,7 +65,7 @@
     </w:p>
     <w:p>
       <w:r>
-        <w:t>I och inom 25 meter från avverkningsanmälan finns fynd av 46 naturvårdsarter, varav 27 är rödlistade, 13 är fridlysta, 27 är typiska (T) och 12 är signalarter (S): garnlav (VU, T), gräddporing (VU, T), knärot (VU, T, §8), blanksvart spiklav (NT), blågrå svartspik (NT), dropptaggsvamp (NT, T), dvärgbägarlav (NT, T), fjällig taggsvamp s.str. (NT), gammelgransskål (NT, T), grantaggsvamp (NT), grönhjon (NT), kolflarnlav (NT, T), kortskaftad ärgspik (NT), lunglav (NT, T), motaggsvamp (NT, T), mörk kolflarnlav (NT), nordtagging (NT), skrovellav (NT, T), stjärntagging (NT, T), talltita (NT, §4), tretåig hackspett (NT, T, §4), vedskivlav (NT, T), vedtrappmossa (NT, T), violettgrå tagellav (NT, T), violmussling (NT, T), vitgrynig nållav (NT), vitplätt (NT), björksplintborre (S), gytterlav (S, T), korallrot (S, T, §8), mindre märgborre (S, T), norrlandslav (S, T), nästlav (S, T), plattlummer (S, T, §9), spindelblomster (S, T, §8), stuplav (S, T), vedticka (S, T), vågbandad barkbock (S), zontaggsvamp (S), spillkråka (T, §4), tjäder (T, §4), orre (§4), vanlig groda (§6), vanlig padda (§6), fläcknycklar (§8) och revlummer (§9). Se Figur 1.</w:t>
+        <w:t>I och inom 25 meter från avverkningsanmälan finns fynd av 47 naturvårdsarter, varav 28 är rödlistade, 13 är fridlysta, 27 är typiska (T) och 12 är signalarter (S): garnlav (VU, T), gräddporing (VU, T), knärot (VU, T, §8), blanksvart spiklav (NT), blågrå svartspik (NT), dropptaggsvamp (NT, T), dvärgbägarlav (NT, T), fjällig taggsvamp s.str. (NT), gammelgransskål (NT, T), grantaggsvamp (NT), grönhjon (NT), kolflarnlav (NT, T), kortskaftad ärgspik (NT), lunglav (NT, T), motaggsvamp (NT, T), mörk kolflarnlav (NT), nordtagging (NT), skrovellav (NT, T), stjärntagging (NT, T), svartvit taggsvamp (NT), talltita (NT, §4), tretåig hackspett (NT, T, §4), vedskivlav (NT, T), vedtrappmossa (NT, T), violettgrå tagellav (NT, T), violmussling (NT, T), vitgrynig nållav (NT), vitplätt (NT), björksplintborre (S), gytterlav (S, T), korallrot (S, T, §8), mindre märgborre (S, T), norrlandslav (S, T), nästlav (S, T), plattlummer (S, T, §9), spindelblomster (S, T, §8), stuplav (S, T), vedticka (S, T), vågbandad barkbock (S), zontaggsvamp (S), spillkråka (T, §4), tjäder (T, §4), orre (§4), vanlig groda (§6), vanlig padda (§6), fläcknycklar (§8) och revlummer (§9). Se Figur 1.</w:t>
       </w:r>
     </w:p>
     <w:p>
@@ -571,6 +571,17 @@
       </w:r>
       <w:r>
         <w:t xml:space="preserve"> (SLU Artdatabanken, 2024; Nitare &amp; Skogsstyrelsen, 2019).</w:t>
+      </w:r>
+    </w:p>
+    <w:p>
+      <w:r>
+        <w:rPr>
+          <w:b/>
+        </w:rPr>
+        <w:t xml:space="preserve">Svartvit taggsvamp (NT) </w:t>
+      </w:r>
+      <w:r>
+        <w:t>bildar mykorrhiza med tall, troligen även med gran. Den växer huvudsakligen i äldre, naturligt uppkommen skog på torr eller frisk mark och förekommer såväl på tallhedar som i mossig barrblandskog. Flera olika former har påträffats vid DNA-undersökningar av europeiskt material och det är oklart hur många former som finns i värd land. Kalavverkning av äldre skog är ett reellt hot, liksom maskinell markberedning och minskad andel självföryngring. Lokaler som fortfarande håller svampen behöver säkerställas (SLU Artdatabanken, 2024; Nitare &amp; Skogsstyrelsen, 2019).</w:t>
       </w:r>
     </w:p>
     <w:p>
@@ -2557,7 +2568,7 @@
     <w:r>
       <w:tab/>
       <w:tab/>
-      <w:t>2026-09-18</w:t>
+      <w:t>2026-09-19</w:t>
       <w:br/>
       <w:br/>
     </w:r>

--- a/tillsyn/A 60015-2025 tillsynsbegäran.docx
+++ b/tillsyn/A 60015-2025 tillsynsbegäran.docx
@@ -2568,7 +2568,7 @@
     <w:r>
       <w:tab/>
       <w:tab/>
-      <w:t>2026-09-19</w:t>
+      <w:t>2026-09-21</w:t>
       <w:br/>
       <w:br/>
     </w:r>

--- a/tillsyn/A 60015-2025 tillsynsbegäran.docx
+++ b/tillsyn/A 60015-2025 tillsynsbegäran.docx
@@ -2568,7 +2568,7 @@
     <w:r>
       <w:tab/>
       <w:tab/>
-      <w:t>2026-09-21</w:t>
+      <w:t>2026-09-23</w:t>
       <w:br/>
       <w:br/>
     </w:r>

--- a/tillsyn/A 60015-2025 tillsynsbegäran.docx
+++ b/tillsyn/A 60015-2025 tillsynsbegäran.docx
@@ -2568,7 +2568,7 @@
     <w:r>
       <w:tab/>
       <w:tab/>
-      <w:t>2026-09-23</w:t>
+      <w:t>2026-09-24</w:t>
       <w:br/>
       <w:br/>
     </w:r>

--- a/tillsyn/A 60015-2025 tillsynsbegäran.docx
+++ b/tillsyn/A 60015-2025 tillsynsbegäran.docx
@@ -2568,7 +2568,7 @@
     <w:r>
       <w:tab/>
       <w:tab/>
-      <w:t>2026-09-24</w:t>
+      <w:t>2026-09-25</w:t>
       <w:br/>
       <w:br/>
     </w:r>

--- a/tillsyn/A 60015-2025 tillsynsbegäran.docx
+++ b/tillsyn/A 60015-2025 tillsynsbegäran.docx
@@ -2568,7 +2568,7 @@
     <w:r>
       <w:tab/>
       <w:tab/>
-      <w:t>2026-09-25</w:t>
+      <w:t>2026-09-26</w:t>
       <w:br/>
       <w:br/>
     </w:r>

--- a/tillsyn/A 60015-2025 tillsynsbegäran.docx
+++ b/tillsyn/A 60015-2025 tillsynsbegäran.docx
@@ -2568,7 +2568,7 @@
     <w:r>
       <w:tab/>
       <w:tab/>
-      <w:t>2026-09-26</w:t>
+      <w:t>2026-09-27</w:t>
       <w:br/>
       <w:br/>
     </w:r>

--- a/tillsyn/A 60015-2025 tillsynsbegäran.docx
+++ b/tillsyn/A 60015-2025 tillsynsbegäran.docx
@@ -2568,7 +2568,7 @@
     <w:r>
       <w:tab/>
       <w:tab/>
-      <w:t>2026-09-27</w:t>
+      <w:t>2026-09-28</w:t>
       <w:br/>
       <w:br/>
     </w:r>

--- a/tillsyn/A 60015-2025 tillsynsbegäran.docx
+++ b/tillsyn/A 60015-2025 tillsynsbegäran.docx
@@ -2568,7 +2568,7 @@
     <w:r>
       <w:tab/>
       <w:tab/>
-      <w:t>2026-09-28</w:t>
+      <w:t>2026-09-29</w:t>
       <w:br/>
       <w:br/>
     </w:r>

--- a/tillsyn/A 60015-2025 tillsynsbegäran.docx
+++ b/tillsyn/A 60015-2025 tillsynsbegäran.docx
@@ -2568,7 +2568,7 @@
     <w:r>
       <w:tab/>
       <w:tab/>
-      <w:t>2026-09-29</w:t>
+      <w:t>2026-09-30</w:t>
       <w:br/>
       <w:br/>
     </w:r>

--- a/tillsyn/A 60015-2025 tillsynsbegäran.docx
+++ b/tillsyn/A 60015-2025 tillsynsbegäran.docx
@@ -2568,7 +2568,7 @@
     <w:r>
       <w:tab/>
       <w:tab/>
-      <w:t>2026-09-30</w:t>
+      <w:t>2026-10-01</w:t>
       <w:br/>
       <w:br/>
     </w:r>

--- a/tillsyn/A 60015-2025 tillsynsbegäran.docx
+++ b/tillsyn/A 60015-2025 tillsynsbegäran.docx
@@ -2568,7 +2568,7 @@
     <w:r>
       <w:tab/>
       <w:tab/>
-      <w:t>2026-10-01</w:t>
+      <w:t>2026-10-02</w:t>
       <w:br/>
       <w:br/>
     </w:r>

--- a/tillsyn/A 60015-2025 tillsynsbegäran.docx
+++ b/tillsyn/A 60015-2025 tillsynsbegäran.docx
@@ -2568,7 +2568,7 @@
     <w:r>
       <w:tab/>
       <w:tab/>
-      <w:t>2026-10-02</w:t>
+      <w:t>2026-10-03</w:t>
       <w:br/>
       <w:br/>
     </w:r>

--- a/tillsyn/A 60015-2025 tillsynsbegäran.docx
+++ b/tillsyn/A 60015-2025 tillsynsbegäran.docx
@@ -2568,7 +2568,7 @@
     <w:r>
       <w:tab/>
       <w:tab/>
-      <w:t>2026-10-03</w:t>
+      <w:t>2026-10-04</w:t>
       <w:br/>
       <w:br/>
     </w:r>

--- a/tillsyn/A 60015-2025 tillsynsbegäran.docx
+++ b/tillsyn/A 60015-2025 tillsynsbegäran.docx
@@ -2568,7 +2568,7 @@
     <w:r>
       <w:tab/>
       <w:tab/>
-      <w:t>2026-10-04</w:t>
+      <w:t>2026-10-05</w:t>
       <w:br/>
       <w:br/>
     </w:r>

--- a/tillsyn/A 60015-2025 tillsynsbegäran.docx
+++ b/tillsyn/A 60015-2025 tillsynsbegäran.docx
@@ -2568,7 +2568,7 @@
     <w:r>
       <w:tab/>
       <w:tab/>
-      <w:t>2026-10-05</w:t>
+      <w:t>2026-10-06</w:t>
       <w:br/>
       <w:br/>
     </w:r>

--- a/tillsyn/A 60015-2025 tillsynsbegäran.docx
+++ b/tillsyn/A 60015-2025 tillsynsbegäran.docx
@@ -2568,7 +2568,7 @@
     <w:r>
       <w:tab/>
       <w:tab/>
-      <w:t>2026-10-06</w:t>
+      <w:t>2026-10-07</w:t>
       <w:br/>
       <w:br/>
     </w:r>

--- a/tillsyn/A 60015-2025 tillsynsbegäran.docx
+++ b/tillsyn/A 60015-2025 tillsynsbegäran.docx
@@ -2568,7 +2568,7 @@
     <w:r>
       <w:tab/>
       <w:tab/>
-      <w:t>2026-10-07</w:t>
+      <w:t>2026-10-08</w:t>
       <w:br/>
       <w:br/>
     </w:r>

--- a/tillsyn/A 60015-2025 tillsynsbegäran.docx
+++ b/tillsyn/A 60015-2025 tillsynsbegäran.docx
@@ -2568,7 +2568,7 @@
     <w:r>
       <w:tab/>
       <w:tab/>
-      <w:t>2026-10-08</w:t>
+      <w:t>2026-10-09</w:t>
       <w:br/>
       <w:br/>
     </w:r>

--- a/tillsyn/A 60015-2025 tillsynsbegäran.docx
+++ b/tillsyn/A 60015-2025 tillsynsbegäran.docx
@@ -2568,7 +2568,7 @@
     <w:r>
       <w:tab/>
       <w:tab/>
-      <w:t>2026-10-09</w:t>
+      <w:t>2026-10-10</w:t>
       <w:br/>
       <w:br/>
     </w:r>

--- a/tillsyn/A 60015-2025 tillsynsbegäran.docx
+++ b/tillsyn/A 60015-2025 tillsynsbegäran.docx
@@ -2568,7 +2568,7 @@
     <w:r>
       <w:tab/>
       <w:tab/>
-      <w:t>2026-10-10</w:t>
+      <w:t>2026-10-11</w:t>
       <w:br/>
       <w:br/>
     </w:r>

--- a/tillsyn/A 60015-2025 tillsynsbegäran.docx
+++ b/tillsyn/A 60015-2025 tillsynsbegäran.docx
@@ -2568,7 +2568,7 @@
     <w:r>
       <w:tab/>
       <w:tab/>
-      <w:t>2026-10-11</w:t>
+      <w:t>2026-10-12</w:t>
       <w:br/>
       <w:br/>
     </w:r>

--- a/tillsyn/A 60015-2025 tillsynsbegäran.docx
+++ b/tillsyn/A 60015-2025 tillsynsbegäran.docx
@@ -2568,7 +2568,7 @@
     <w:r>
       <w:tab/>
       <w:tab/>
-      <w:t>2026-10-12</w:t>
+      <w:t>2026-10-13</w:t>
       <w:br/>
       <w:br/>
     </w:r>

--- a/tillsyn/A 60015-2025 tillsynsbegäran.docx
+++ b/tillsyn/A 60015-2025 tillsynsbegäran.docx
@@ -2568,7 +2568,7 @@
     <w:r>
       <w:tab/>
       <w:tab/>
-      <w:t>2026-10-13</w:t>
+      <w:t>2026-10-14</w:t>
       <w:br/>
       <w:br/>
     </w:r>

--- a/tillsyn/A 60015-2025 tillsynsbegäran.docx
+++ b/tillsyn/A 60015-2025 tillsynsbegäran.docx
@@ -2568,7 +2568,7 @@
     <w:r>
       <w:tab/>
       <w:tab/>
-      <w:t>2026-10-14</w:t>
+      <w:t>2026-10-15</w:t>
       <w:br/>
       <w:br/>
     </w:r>

--- a/tillsyn/A 60015-2025 tillsynsbegäran.docx
+++ b/tillsyn/A 60015-2025 tillsynsbegäran.docx
@@ -2568,7 +2568,7 @@
     <w:r>
       <w:tab/>
       <w:tab/>
-      <w:t>2026-10-15</w:t>
+      <w:t>2026-10-16</w:t>
       <w:br/>
       <w:br/>
     </w:r>

--- a/tillsyn/A 60015-2025 tillsynsbegäran.docx
+++ b/tillsyn/A 60015-2025 tillsynsbegäran.docx
@@ -2568,7 +2568,7 @@
     <w:r>
       <w:tab/>
       <w:tab/>
-      <w:t>2026-10-16</w:t>
+      <w:t>2026-10-17</w:t>
       <w:br/>
       <w:br/>
     </w:r>

--- a/tillsyn/A 60015-2025 tillsynsbegäran.docx
+++ b/tillsyn/A 60015-2025 tillsynsbegäran.docx
@@ -2568,7 +2568,7 @@
     <w:r>
       <w:tab/>
       <w:tab/>
-      <w:t>2026-10-17</w:t>
+      <w:t>2026-10-18</w:t>
       <w:br/>
       <w:br/>
     </w:r>

--- a/tillsyn/A 60015-2025 tillsynsbegäran.docx
+++ b/tillsyn/A 60015-2025 tillsynsbegäran.docx
@@ -2568,7 +2568,7 @@
     <w:r>
       <w:tab/>
       <w:tab/>
-      <w:t>2026-10-18</w:t>
+      <w:t>2026-10-19</w:t>
       <w:br/>
       <w:br/>
     </w:r>

--- a/tillsyn/A 60015-2025 tillsynsbegäran.docx
+++ b/tillsyn/A 60015-2025 tillsynsbegäran.docx
@@ -2568,7 +2568,7 @@
     <w:r>
       <w:tab/>
       <w:tab/>
-      <w:t>2026-10-19</w:t>
+      <w:t>2026-10-20</w:t>
       <w:br/>
       <w:br/>
     </w:r>

--- a/tillsyn/A 60015-2025 tillsynsbegäran.docx
+++ b/tillsyn/A 60015-2025 tillsynsbegäran.docx
@@ -2568,7 +2568,7 @@
     <w:r>
       <w:tab/>
       <w:tab/>
-      <w:t>2026-10-20</w:t>
+      <w:t>2026-10-21</w:t>
       <w:br/>
       <w:br/>
     </w:r>

--- a/tillsyn/A 60015-2025 tillsynsbegäran.docx
+++ b/tillsyn/A 60015-2025 tillsynsbegäran.docx
@@ -2568,7 +2568,7 @@
     <w:r>
       <w:tab/>
       <w:tab/>
-      <w:t>2026-10-21</w:t>
+      <w:t>2026-10-22</w:t>
       <w:br/>
       <w:br/>
     </w:r>

--- a/tillsyn/A 60015-2025 tillsynsbegäran.docx
+++ b/tillsyn/A 60015-2025 tillsynsbegäran.docx
@@ -2568,7 +2568,7 @@
     <w:r>
       <w:tab/>
       <w:tab/>
-      <w:t>2026-10-22</w:t>
+      <w:t>2026-10-23</w:t>
       <w:br/>
       <w:br/>
     </w:r>

--- a/tillsyn/A 60015-2025 tillsynsbegäran.docx
+++ b/tillsyn/A 60015-2025 tillsynsbegäran.docx
@@ -2568,7 +2568,7 @@
     <w:r>
       <w:tab/>
       <w:tab/>
-      <w:t>2026-10-23</w:t>
+      <w:t>2026-10-24</w:t>
       <w:br/>
       <w:br/>
     </w:r>

--- a/tillsyn/A 60015-2025 tillsynsbegäran.docx
+++ b/tillsyn/A 60015-2025 tillsynsbegäran.docx
@@ -2568,7 +2568,7 @@
     <w:r>
       <w:tab/>
       <w:tab/>
-      <w:t>2026-10-24</w:t>
+      <w:t>2026-10-25</w:t>
       <w:br/>
       <w:br/>
     </w:r>

--- a/tillsyn/A 60015-2025 tillsynsbegäran.docx
+++ b/tillsyn/A 60015-2025 tillsynsbegäran.docx
@@ -2568,7 +2568,7 @@
     <w:r>
       <w:tab/>
       <w:tab/>
-      <w:t>2026-10-25</w:t>
+      <w:t>2026-10-26</w:t>
       <w:br/>
       <w:br/>
     </w:r>

--- a/tillsyn/A 60015-2025 tillsynsbegäran.docx
+++ b/tillsyn/A 60015-2025 tillsynsbegäran.docx
@@ -2568,7 +2568,7 @@
     <w:r>
       <w:tab/>
       <w:tab/>
-      <w:t>2026-10-26</w:t>
+      <w:t>2026-10-27</w:t>
       <w:br/>
       <w:br/>
     </w:r>

--- a/tillsyn/A 60015-2025 tillsynsbegäran.docx
+++ b/tillsyn/A 60015-2025 tillsynsbegäran.docx
@@ -2568,7 +2568,7 @@
     <w:r>
       <w:tab/>
       <w:tab/>
-      <w:t>2026-10-27</w:t>
+      <w:t>2026-10-28</w:t>
       <w:br/>
       <w:br/>
     </w:r>

--- a/tillsyn/A 60015-2025 tillsynsbegäran.docx
+++ b/tillsyn/A 60015-2025 tillsynsbegäran.docx
@@ -2568,7 +2568,7 @@
     <w:r>
       <w:tab/>
       <w:tab/>
-      <w:t>2026-10-28</w:t>
+      <w:t>2026-10-29</w:t>
       <w:br/>
       <w:br/>
     </w:r>

--- a/tillsyn/A 60015-2025 tillsynsbegäran.docx
+++ b/tillsyn/A 60015-2025 tillsynsbegäran.docx
@@ -2568,7 +2568,7 @@
     <w:r>
       <w:tab/>
       <w:tab/>
-      <w:t>2026-10-29</w:t>
+      <w:t>2026-10-31</w:t>
       <w:br/>
       <w:br/>
     </w:r>
